--- a/docs/32-辦法修正草案條文對照表.docx
+++ b/docs/32-辦法修正草案條文對照表.docx
@@ -287,7 +287,93 @@
                 <w:sz w:val="20"/>
                 <w:u w:val="single"/>
               </w:rPr>
-              <w:t>得承租相鄰之兩個機車位（不限大、小機車位），並得承租無障礙機車位；重型機車承租之無障礙機車位遇行動不便之身心障礙者申請時，依第伍條第二款（四）規定無條件退租</w:t>
+              <w:t>得</w:t>
+            </w:r>
+            <w:r>
+              <w:rPr>
+                <w:rFonts w:ascii="新細明體" w:hAnsi="新細明體" w:eastAsia="新細明體"/>
+                <w:color w:val="DD0000"/>
+                <w:sz w:val="20"/>
+                <w:highlight w:val="yellow"/>
+                <w:u w:val="single"/>
+              </w:rPr>
+              <w:t>使用</w:t>
+            </w:r>
+            <w:r>
+              <w:rPr>
+                <w:rFonts w:ascii="新細明體" w:hAnsi="新細明體" w:eastAsia="新細明體"/>
+                <w:color w:val="DD0000"/>
+                <w:sz w:val="20"/>
+                <w:u w:val="single"/>
+              </w:rPr>
+              <w:t>相鄰之兩個</w:t>
+            </w:r>
+            <w:r>
+              <w:rPr>
+                <w:rFonts w:ascii="新細明體" w:hAnsi="新細明體" w:eastAsia="新細明體"/>
+                <w:color w:val="DD0000"/>
+                <w:sz w:val="20"/>
+                <w:highlight w:val="yellow"/>
+                <w:u w:val="single"/>
+              </w:rPr>
+              <w:t>一般（大）</w:t>
+            </w:r>
+            <w:r>
+              <w:rPr>
+                <w:rFonts w:ascii="新細明體" w:hAnsi="新細明體" w:eastAsia="新細明體"/>
+                <w:color w:val="DD0000"/>
+                <w:sz w:val="20"/>
+                <w:u w:val="single"/>
+              </w:rPr>
+              <w:t>機車位，並得</w:t>
+            </w:r>
+            <w:r>
+              <w:rPr>
+                <w:rFonts w:ascii="新細明體" w:hAnsi="新細明體" w:eastAsia="新細明體"/>
+                <w:color w:val="DD0000"/>
+                <w:sz w:val="20"/>
+                <w:highlight w:val="yellow"/>
+                <w:u w:val="single"/>
+              </w:rPr>
+              <w:t>使用</w:t>
+            </w:r>
+            <w:r>
+              <w:rPr>
+                <w:rFonts w:ascii="新細明體" w:hAnsi="新細明體" w:eastAsia="新細明體"/>
+                <w:color w:val="DD0000"/>
+                <w:sz w:val="20"/>
+                <w:u w:val="single"/>
+              </w:rPr>
+              <w:t>無障礙機車位；重型機車</w:t>
+            </w:r>
+            <w:r>
+              <w:rPr>
+                <w:rFonts w:ascii="新細明體" w:hAnsi="新細明體" w:eastAsia="新細明體"/>
+                <w:color w:val="DD0000"/>
+                <w:sz w:val="20"/>
+                <w:highlight w:val="yellow"/>
+                <w:u w:val="single"/>
+              </w:rPr>
+              <w:t>使用</w:t>
+            </w:r>
+            <w:r>
+              <w:rPr>
+                <w:rFonts w:ascii="新細明體" w:hAnsi="新細明體" w:eastAsia="新細明體"/>
+                <w:color w:val="DD0000"/>
+                <w:sz w:val="20"/>
+                <w:u w:val="single"/>
+              </w:rPr>
+              <w:t>之無障礙機車位遇行動不便之身心障礙者申請時，依第伍條第二款（四）規定無條件</w:t>
+            </w:r>
+            <w:r>
+              <w:rPr>
+                <w:rFonts w:ascii="新細明體" w:hAnsi="新細明體" w:eastAsia="新細明體"/>
+                <w:color w:val="DD0000"/>
+                <w:sz w:val="20"/>
+                <w:highlight w:val="yellow"/>
+                <w:u w:val="single"/>
+              </w:rPr>
+              <w:t>讓出</w:t>
             </w:r>
             <w:r>
               <w:rPr>
@@ -374,7 +460,7 @@
                 <w:rFonts w:ascii="新細明體" w:hAnsi="新細明體" w:eastAsia="新細明體"/>
                 <w:sz w:val="19"/>
               </w:rPr>
-              <w:t>「雙機車位」明確為相鄰兩格、不限大小；開放重機承租無障礙位，身障者申請時無條件退租。</w:t>
+              <w:t>「雙機車位」明確為相鄰兩個一般（大）機車位（115 年 10 月 29 日臨時管委會：限大機車位）；開放重機使用無障礙位，身障者申請時無條件讓出。「承租」改「使用」。</w:t>
             </w:r>
           </w:p>
         </w:tc>
@@ -493,7 +579,36 @@
                 <w:sz w:val="20"/>
                 <w:u w:val="single"/>
               </w:rPr>
-              <w:t>，限承租公益設施機車位（編號如參、二所列）；公益設施機車位不開放一般住戶承租</w:t>
+              <w:t>，限</w:t>
+            </w:r>
+            <w:r>
+              <w:rPr>
+                <w:rFonts w:ascii="新細明體" w:hAnsi="新細明體" w:eastAsia="新細明體"/>
+                <w:color w:val="DD0000"/>
+                <w:sz w:val="20"/>
+                <w:highlight w:val="yellow"/>
+                <w:u w:val="single"/>
+              </w:rPr>
+              <w:t>使用</w:t>
+            </w:r>
+            <w:r>
+              <w:rPr>
+                <w:rFonts w:ascii="新細明體" w:hAnsi="新細明體" w:eastAsia="新細明體"/>
+                <w:color w:val="DD0000"/>
+                <w:sz w:val="20"/>
+                <w:u w:val="single"/>
+              </w:rPr>
+              <w:t>公益設施機車位（編號如參、二所列）；公益設施機車位不開放一般住戶</w:t>
+            </w:r>
+            <w:r>
+              <w:rPr>
+                <w:rFonts w:ascii="新細明體" w:hAnsi="新細明體" w:eastAsia="新細明體"/>
+                <w:color w:val="DD0000"/>
+                <w:sz w:val="20"/>
+                <w:highlight w:val="yellow"/>
+                <w:u w:val="single"/>
+              </w:rPr>
+              <w:t>使用</w:t>
             </w:r>
             <w:r>
               <w:rPr>
@@ -548,7 +663,7 @@
                 <w:rFonts w:ascii="新細明體" w:hAnsi="新細明體" w:eastAsia="新細明體"/>
                 <w:sz w:val="19"/>
               </w:rPr>
-              <w:t>明定公益設施機車位保留予社會住宅住戶。</w:t>
+              <w:t>明定公益設施機車位保留予社會住宅住戶；「承租」改「使用」（「社會住宅承租戶」除外）。</w:t>
             </w:r>
           </w:p>
         </w:tc>
@@ -587,7 +702,24 @@
                 <w:rFonts w:ascii="新細明體" w:hAnsi="新細明體" w:eastAsia="新細明體"/>
                 <w:sz w:val="20"/>
               </w:rPr>
-              <w:t>，登記期間為每年 11 月 15 日～11 月 30 日。志願停一般（小）機車位的住戶，可以免抽籤直接選定機車位號碼（依登記順序選位）。</w:t>
+              <w:t>，登記期間為每年 11 月 15 日～11 月 30 日。志願停一般（小）機車位的住戶，可以免抽籤</w:t>
+            </w:r>
+            <w:r>
+              <w:rPr>
+                <w:rFonts w:ascii="新細明體" w:hAnsi="新細明體" w:eastAsia="新細明體"/>
+                <w:color w:val="DD0000"/>
+                <w:sz w:val="20"/>
+                <w:highlight w:val="yellow"/>
+                <w:u w:val="single"/>
+              </w:rPr>
+              <w:t>，於登記時依登記順序</w:t>
+            </w:r>
+            <w:r>
+              <w:rPr>
+                <w:rFonts w:ascii="新細明體" w:hAnsi="新細明體" w:eastAsia="新細明體"/>
+                <w:sz w:val="20"/>
+              </w:rPr>
+              <w:t>直接選定機車位號碼。</w:t>
             </w:r>
           </w:p>
         </w:tc>
@@ -621,7 +753,24 @@
                 <w:rFonts w:ascii="新細明體" w:hAnsi="新細明體" w:eastAsia="新細明體"/>
                 <w:sz w:val="20"/>
               </w:rPr>
-              <w:t>，登記期間為每年 11 月 15 日～11 月 30 日。志願停一般（小）機車位的住戶，可以免抽籤直接選定機車位號碼（依登記順序選位）。</w:t>
+              <w:t>，登記期間為每年 11 月 15 日～11 月 30 日。志願停一般（小）機車位的住戶，可以免抽籤直接選定機車位號碼</w:t>
+            </w:r>
+            <w:r>
+              <w:rPr>
+                <w:rFonts w:ascii="新細明體" w:hAnsi="新細明體" w:eastAsia="新細明體"/>
+                <w:color w:val="DD0000"/>
+                <w:sz w:val="20"/>
+                <w:highlight w:val="yellow"/>
+                <w:u w:val="single"/>
+              </w:rPr>
+              <w:t>（依登記順序選位）</w:t>
+            </w:r>
+            <w:r>
+              <w:rPr>
+                <w:rFonts w:ascii="新細明體" w:hAnsi="新細明體" w:eastAsia="新細明體"/>
+                <w:sz w:val="20"/>
+              </w:rPr>
+              <w:t>。</w:t>
             </w:r>
           </w:p>
         </w:tc>
@@ -639,7 +788,7 @@
                 <w:rFonts w:ascii="新細明體" w:hAnsi="新細明體" w:eastAsia="新細明體"/>
                 <w:sz w:val="19"/>
               </w:rPr>
-              <w:t>第一輛改採填志願、抽順序號、依序分發。</w:t>
+              <w:t>第一輛改採填志願、抽順序號、依序分發；志願小位於登記時依登記順序直接選定（115 年 10 月 29 日臨時管委會）。</w:t>
             </w:r>
           </w:p>
         </w:tc>
@@ -694,7 +843,24 @@
                 <w:rFonts w:ascii="新細明體" w:hAnsi="新細明體" w:eastAsia="新細明體"/>
                 <w:sz w:val="20"/>
               </w:rPr>
-              <w:t>。確定車位號碼後，抽中機車位之住戶應於公告後 5 日內，至管理中心簽署機車停車位</w:t>
+              <w:t xml:space="preserve">。確定車位號碼後，抽中機車位之住戶應於公告後 </w:t>
+            </w:r>
+            <w:r>
+              <w:rPr>
+                <w:rFonts w:ascii="新細明體" w:hAnsi="新細明體" w:eastAsia="新細明體"/>
+                <w:color w:val="DD0000"/>
+                <w:sz w:val="20"/>
+                <w:highlight w:val="yellow"/>
+                <w:u w:val="single"/>
+              </w:rPr>
+              <w:t>10</w:t>
+            </w:r>
+            <w:r>
+              <w:rPr>
+                <w:rFonts w:ascii="新細明體" w:hAnsi="新細明體" w:eastAsia="新細明體"/>
+                <w:sz w:val="20"/>
+              </w:rPr>
+              <w:t xml:space="preserve"> 日內，至管理中心簽署機車停車位</w:t>
             </w:r>
             <w:r>
               <w:rPr>
@@ -760,7 +926,24 @@
                 <w:rFonts w:ascii="新細明體" w:hAnsi="新細明體" w:eastAsia="新細明體"/>
                 <w:sz w:val="20"/>
               </w:rPr>
-              <w:t>。確定車位號碼後，抽中機車位之住戶應於公告後 5 日內，至管理中心簽署機車停車位</w:t>
+              <w:t xml:space="preserve">。確定車位號碼後，抽中機車位之住戶應於公告後 </w:t>
+            </w:r>
+            <w:r>
+              <w:rPr>
+                <w:rFonts w:ascii="新細明體" w:hAnsi="新細明體" w:eastAsia="新細明體"/>
+                <w:color w:val="DD0000"/>
+                <w:sz w:val="20"/>
+                <w:highlight w:val="yellow"/>
+                <w:u w:val="single"/>
+              </w:rPr>
+              <w:t>5</w:t>
+            </w:r>
+            <w:r>
+              <w:rPr>
+                <w:rFonts w:ascii="新細明體" w:hAnsi="新細明體" w:eastAsia="新細明體"/>
+                <w:sz w:val="20"/>
+              </w:rPr>
+              <w:t xml:space="preserve"> 日內，至管理中心簽署機車停車位</w:t>
             </w:r>
             <w:r>
               <w:rPr>
@@ -794,7 +977,7 @@
                 <w:rFonts w:ascii="新細明體" w:hAnsi="新細明體" w:eastAsia="新細明體"/>
                 <w:sz w:val="19"/>
               </w:rPr>
-              <w:t>第二輛比照分發，順序號兼作候補序；「承租合約書」正名為「使用承諾書」。</w:t>
+              <w:t>第二輛比照分發，順序號兼作候補序；「承租合約書」正名為「使用承諾書」；簽約繳費期限由公告後 5 日改為 10 日，與逾期放棄之 10 日統一。</w:t>
             </w:r>
           </w:p>
         </w:tc>
@@ -1031,7 +1214,45 @@
                 <w:sz w:val="20"/>
                 <w:u w:val="single"/>
               </w:rPr>
-              <w:t>（十三）承租戶於完成繳費簽約後，得向管理中心申請換位至無人承租之車位，每次應繳納作業費新臺幣壹佰元整，並開立流水號收據存入社區專戶；申請過於頻繁致影響管理作業者，管理中心得不予受理。</w:t>
+              <w:t>（十三）</w:t>
+            </w:r>
+            <w:r>
+              <w:rPr>
+                <w:rFonts w:ascii="新細明體" w:hAnsi="新細明體" w:eastAsia="新細明體"/>
+                <w:color w:val="DD0000"/>
+                <w:sz w:val="20"/>
+                <w:highlight w:val="yellow"/>
+                <w:u w:val="single"/>
+              </w:rPr>
+              <w:t>使用人</w:t>
+            </w:r>
+            <w:r>
+              <w:rPr>
+                <w:rFonts w:ascii="新細明體" w:hAnsi="新細明體" w:eastAsia="新細明體"/>
+                <w:color w:val="DD0000"/>
+                <w:sz w:val="20"/>
+                <w:u w:val="single"/>
+              </w:rPr>
+              <w:t>於完成繳費簽約後，得向管理中心申請換位至無人</w:t>
+            </w:r>
+            <w:r>
+              <w:rPr>
+                <w:rFonts w:ascii="新細明體" w:hAnsi="新細明體" w:eastAsia="新細明體"/>
+                <w:color w:val="DD0000"/>
+                <w:sz w:val="20"/>
+                <w:highlight w:val="yellow"/>
+                <w:u w:val="single"/>
+              </w:rPr>
+              <w:t>使用</w:t>
+            </w:r>
+            <w:r>
+              <w:rPr>
+                <w:rFonts w:ascii="新細明體" w:hAnsi="新細明體" w:eastAsia="新細明體"/>
+                <w:color w:val="DD0000"/>
+                <w:sz w:val="20"/>
+                <w:u w:val="single"/>
+              </w:rPr>
+              <w:t>之車位，每次應繳納作業費新臺幣壹佰元整，並開立流水號收據存入社區專戶；申請過於頻繁致影響管理作業者，管理中心得不予受理。</w:t>
             </w:r>
           </w:p>
         </w:tc>
@@ -1060,7 +1281,7 @@
                 <w:rFonts w:ascii="新細明體" w:hAnsi="新細明體" w:eastAsia="新細明體"/>
                 <w:sz w:val="19"/>
               </w:rPr>
-              <w:t>增訂換位規定，每次收作業費 100 元（新收費項目，列入下次區權會追認）。</w:t>
+              <w:t>增訂換位規定，每次收作業費 100 元（新收費項目，列入下次區權會追認）；「承租」改「使用」。</w:t>
             </w:r>
           </w:p>
         </w:tc>
@@ -1092,7 +1313,36 @@
                 <w:sz w:val="20"/>
                 <w:u w:val="single"/>
               </w:rPr>
-              <w:t>，限承租公益設施自行車位（編號如參、二所列）；公益設施自行車位不開放一般住戶承租</w:t>
+              <w:t>，限</w:t>
+            </w:r>
+            <w:r>
+              <w:rPr>
+                <w:rFonts w:ascii="新細明體" w:hAnsi="新細明體" w:eastAsia="新細明體"/>
+                <w:color w:val="DD0000"/>
+                <w:sz w:val="20"/>
+                <w:highlight w:val="yellow"/>
+                <w:u w:val="single"/>
+              </w:rPr>
+              <w:t>使用</w:t>
+            </w:r>
+            <w:r>
+              <w:rPr>
+                <w:rFonts w:ascii="新細明體" w:hAnsi="新細明體" w:eastAsia="新細明體"/>
+                <w:color w:val="DD0000"/>
+                <w:sz w:val="20"/>
+                <w:u w:val="single"/>
+              </w:rPr>
+              <w:t>公益設施自行車位（編號如參、二所列）；公益設施自行車位不開放一般住戶</w:t>
+            </w:r>
+            <w:r>
+              <w:rPr>
+                <w:rFonts w:ascii="新細明體" w:hAnsi="新細明體" w:eastAsia="新細明體"/>
+                <w:color w:val="DD0000"/>
+                <w:sz w:val="20"/>
+                <w:highlight w:val="yellow"/>
+                <w:u w:val="single"/>
+              </w:rPr>
+              <w:t>使用</w:t>
             </w:r>
             <w:r>
               <w:rPr>
@@ -1147,7 +1397,7 @@
                 <w:rFonts w:ascii="新細明體" w:hAnsi="新細明體" w:eastAsia="新細明體"/>
                 <w:sz w:val="19"/>
               </w:rPr>
-              <w:t>明定公益設施自行車位保留予社會住宅住戶。</w:t>
+              <w:t>明定公益設施自行車位保留予社會住宅住戶；「承租」改「使用」。</w:t>
             </w:r>
           </w:p>
         </w:tc>
@@ -1170,7 +1420,24 @@
                 <w:rFonts w:ascii="新細明體" w:hAnsi="新細明體" w:eastAsia="新細明體"/>
                 <w:sz w:val="20"/>
               </w:rPr>
-              <w:t>（三）自行車停車位使用權採取登記抽籤制。登記期間為每年 11 月 15 日～11 月 30 日，若登記戶數少於或等於車位數量時，登記住戶抽車位號碼。若登記戶數大於自行車停車位數量，登記截止日後 10 天內舉辦公開抽籤，決定次年停放資格、車位號碼，及未抽中者之候補順序。確定車位號碼後，抽中自行車位之住戶應於公告後 5 日內，至管理中心簽署自行車停車位</w:t>
+              <w:t xml:space="preserve">（三）自行車停車位使用權採取登記抽籤制。登記期間為每年 11 月 15 日～11 月 30 日，若登記戶數少於或等於車位數量時，登記住戶抽車位號碼。若登記戶數大於自行車停車位數量，登記截止日後 10 天內舉辦公開抽籤，決定次年停放資格、車位號碼，及未抽中者之候補順序。確定車位號碼後，抽中自行車位之住戶應於公告後 </w:t>
+            </w:r>
+            <w:r>
+              <w:rPr>
+                <w:rFonts w:ascii="新細明體" w:hAnsi="新細明體" w:eastAsia="新細明體"/>
+                <w:color w:val="DD0000"/>
+                <w:sz w:val="20"/>
+                <w:highlight w:val="yellow"/>
+                <w:u w:val="single"/>
+              </w:rPr>
+              <w:t>10</w:t>
+            </w:r>
+            <w:r>
+              <w:rPr>
+                <w:rFonts w:ascii="新細明體" w:hAnsi="新細明體" w:eastAsia="新細明體"/>
+                <w:sz w:val="20"/>
+              </w:rPr>
+              <w:t xml:space="preserve"> 日內，至管理中心簽署自行車停車位</w:t>
             </w:r>
             <w:r>
               <w:rPr>
@@ -1213,7 +1480,24 @@
                 <w:rFonts w:ascii="新細明體" w:hAnsi="新細明體" w:eastAsia="新細明體"/>
                 <w:sz w:val="20"/>
               </w:rPr>
-              <w:t>（三）自行車停車位使用權採取登記抽籤制。登記期間為每年 11 月 15 日～11 月 30 日，若登記戶數少於或等於車位數量時，登記住戶抽車位號碼。若登記戶數大於自行車停車位數量，登記截止日後 10 天內舉辦公開抽籤，決定次年停放資格、車位號碼，及未抽中者之候補順序。確定車位號碼後，抽中自行車位之住戶應於公告後 5 日內，至管理中心簽署自行車停車位</w:t>
+              <w:t xml:space="preserve">（三）自行車停車位使用權採取登記抽籤制。登記期間為每年 11 月 15 日～11 月 30 日，若登記戶數少於或等於車位數量時，登記住戶抽車位號碼。若登記戶數大於自行車停車位數量，登記截止日後 10 天內舉辦公開抽籤，決定次年停放資格、車位號碼，及未抽中者之候補順序。確定車位號碼後，抽中自行車位之住戶應於公告後 </w:t>
+            </w:r>
+            <w:r>
+              <w:rPr>
+                <w:rFonts w:ascii="新細明體" w:hAnsi="新細明體" w:eastAsia="新細明體"/>
+                <w:color w:val="DD0000"/>
+                <w:sz w:val="20"/>
+                <w:highlight w:val="yellow"/>
+                <w:u w:val="single"/>
+              </w:rPr>
+              <w:t>5</w:t>
+            </w:r>
+            <w:r>
+              <w:rPr>
+                <w:rFonts w:ascii="新細明體" w:hAnsi="新細明體" w:eastAsia="新細明體"/>
+                <w:sz w:val="20"/>
+              </w:rPr>
+              <w:t xml:space="preserve"> 日內，至管理中心簽署自行車停車位</w:t>
             </w:r>
             <w:r>
               <w:rPr>
@@ -1247,7 +1531,7 @@
                 <w:rFonts w:ascii="新細明體" w:hAnsi="新細明體" w:eastAsia="新細明體"/>
                 <w:sz w:val="19"/>
               </w:rPr>
-              <w:t>「使用證明書」依附件二實名正名為「使用承諾書」；增訂逾期未簽視同放棄。</w:t>
+              <w:t>「使用證明書」依附件二實名正名為「使用承諾書」；增訂逾期未簽視同放棄；簽署期限由公告後 5 日改為 10 日。</w:t>
             </w:r>
           </w:p>
         </w:tc>
@@ -1391,74 +1675,6 @@
                 <w:sz w:val="19"/>
               </w:rPr>
               <w:t>自行車位免收費，增訂空置三個月收回機制，避免登記占位。</w:t>
-            </w:r>
-          </w:p>
-        </w:tc>
-      </w:tr>
-      <w:tr>
-        <w:trPr>
-          <w:cantSplit/>
-        </w:trPr>
-        <w:tc>
-          <w:tcPr>
-            <w:tcW w:type="dxa" w:w="3742"/>
-          </w:tcPr>
-          <w:p>
-            <w:pPr>
-              <w:spacing w:after="0" w:line="276" w:lineRule="auto"/>
-            </w:pPr>
-            <w:r/>
-            <w:r>
-              <w:rPr>
-                <w:rFonts w:ascii="新細明體" w:hAnsi="新細明體" w:eastAsia="新細明體"/>
-                <w:color w:val="DD0000"/>
-                <w:sz w:val="20"/>
-                <w:u w:val="single"/>
-              </w:rPr>
-              <w:t>伍、三、自行車停車資格</w:t>
-            </w:r>
-          </w:p>
-          <w:p>
-            <w:pPr>
-              <w:spacing w:after="0" w:line="276" w:lineRule="auto"/>
-            </w:pPr>
-            <w:r>
-              <w:rPr>
-                <w:rFonts w:ascii="新細明體" w:hAnsi="新細明體" w:eastAsia="新細明體"/>
-                <w:color w:val="DD0000"/>
-                <w:sz w:val="20"/>
-                <w:u w:val="single"/>
-              </w:rPr>
-              <w:t>（八）一個自行車停車位不限停放一輛自行車，惟以不超出停車格線為原則。</w:t>
-            </w:r>
-          </w:p>
-        </w:tc>
-        <w:tc>
-          <w:tcPr>
-            <w:tcW w:type="dxa" w:w="3742"/>
-          </w:tcPr>
-          <w:p>
-            <w:pPr>
-              <w:spacing w:after="0" w:line="276" w:lineRule="auto"/>
-            </w:pPr>
-            <w:r/>
-          </w:p>
-        </w:tc>
-        <w:tc>
-          <w:tcPr>
-            <w:tcW w:type="dxa" w:w="2268"/>
-          </w:tcPr>
-          <w:p>
-            <w:pPr>
-              <w:spacing w:after="0" w:line="276" w:lineRule="auto"/>
-            </w:pPr>
-            <w:r/>
-            <w:r>
-              <w:rPr>
-                <w:rFonts w:ascii="新細明體" w:hAnsi="新細明體" w:eastAsia="新細明體"/>
-                <w:sz w:val="19"/>
-              </w:rPr>
-              <w:t>依 115 年 9 月 3 日例會第 10 題決議。</w:t>
             </w:r>
           </w:p>
         </w:tc>
@@ -1714,7 +1930,26 @@
                 <w:sz w:val="20"/>
                 <w:u w:val="single"/>
               </w:rPr>
-              <w:t>使用相鄰之兩個機車位</w:t>
+              <w:t>使用相鄰之兩個</w:t>
+            </w:r>
+            <w:r>
+              <w:rPr>
+                <w:rFonts w:ascii="新細明體" w:hAnsi="新細明體" w:eastAsia="新細明體"/>
+                <w:color w:val="DD0000"/>
+                <w:sz w:val="20"/>
+                <w:highlight w:val="yellow"/>
+                <w:u w:val="single"/>
+              </w:rPr>
+              <w:t>一般（大）</w:t>
+            </w:r>
+            <w:r>
+              <w:rPr>
+                <w:rFonts w:ascii="新細明體" w:hAnsi="新細明體" w:eastAsia="新細明體"/>
+                <w:color w:val="DD0000"/>
+                <w:sz w:val="20"/>
+                <w:u w:val="single"/>
+              </w:rPr>
+              <w:t>機車位</w:t>
             </w:r>
             <w:r>
               <w:rPr>
@@ -1817,7 +2052,7 @@
                 <w:rFonts w:ascii="新細明體" w:hAnsi="新細明體" w:eastAsia="新細明體"/>
                 <w:sz w:val="19"/>
               </w:rPr>
-              <w:t>配合肆、五，重機使用相鄰兩個機車位；「承租金額／租金」改「維護清潔費」，去除租賃用語以杜絕稅費疑慮。</w:t>
+              <w:t>配合肆、五，重機使用相鄰兩個一般（大）機車位；「承租金額／租金」改「維護清潔費」，去除租賃用語以杜絕稅費疑慮。</w:t>
             </w:r>
           </w:p>
         </w:tc>
@@ -2628,20 +2863,6 @@
               <w:t>※ 自行車無車牌，以戶號及車位編號識別。</w:t>
             </w:r>
           </w:p>
-          <w:p>
-            <w:pPr>
-              <w:spacing w:after="0" w:line="276" w:lineRule="auto"/>
-            </w:pPr>
-            <w:r>
-              <w:rPr>
-                <w:rFonts w:ascii="新細明體" w:hAnsi="新細明體" w:eastAsia="新細明體"/>
-                <w:color w:val="DD0000"/>
-                <w:sz w:val="20"/>
-                <w:u w:val="single"/>
-              </w:rPr>
-              <w:t>□ 已領取識別貼紙 ＿＿ 張</w:t>
-            </w:r>
-          </w:p>
         </w:tc>
         <w:tc>
           <w:tcPr>
@@ -2703,7 +2924,7 @@
                 <w:rFonts w:ascii="新細明體" w:hAnsi="新細明體" w:eastAsia="新細明體"/>
                 <w:sz w:val="19"/>
               </w:rPr>
-              <w:t>自行車無車牌，「車號」改為「自行車特徵」；增列識別貼紙簽收欄，省一份簽收單。</w:t>
+              <w:t>自行車無車牌，「車號」改為「自行車特徵」。（原擬增列識別貼紙簽收欄，115 年 10 月 29 日臨時管委會決議不增列。）</w:t>
             </w:r>
           </w:p>
         </w:tc>
